--- a/Dia 6.docx
+++ b/Dia 6.docx
@@ -41,9 +41,9 @@
       </w:tblPr>
       <w:tblGrid>
         <w:gridCol w:w="1047"/>
-        <w:gridCol w:w="1400"/>
-        <w:gridCol w:w="3082"/>
-        <w:gridCol w:w="3309"/>
+        <w:gridCol w:w="1399"/>
+        <w:gridCol w:w="3079"/>
+        <w:gridCol w:w="3313"/>
       </w:tblGrid>
       <w:tr>
         <w:trPr>
@@ -3937,6 +3937,9 @@
         </w:tabs>
       </w:pPr>
       <w:r>
+        <w:rPr>
+          <w:noProof/>
+        </w:rPr>
         <w:drawing>
           <wp:inline distT="0" distB="0" distL="0" distR="0" wp14:anchorId="1F9F910D" wp14:editId="295D679E">
             <wp:extent cx="5612130" cy="5620385"/>
@@ -3993,6 +3996,463 @@
       <w:r>
         <w:t>Después de hacer retrospectiva en base a lo ya realizado se planea seguir con las historias solicitadas pero se añadirán mejoras a las historias anteriores y una mejor transparencia a la hora de mostrar las distintas funciones agregadas a la aplicación.</w:t>
       </w:r>
+    </w:p>
+    <w:p>
+      <w:pPr>
+        <w:tabs>
+          <w:tab w:val="left" w:pos="5640"/>
+        </w:tabs>
+        <w:jc w:val="center"/>
+        <w:rPr>
+          <w:b/>
+          <w:bCs/>
+        </w:rPr>
+      </w:pPr>
+    </w:p>
+    <w:p>
+      <w:pPr>
+        <w:tabs>
+          <w:tab w:val="left" w:pos="5640"/>
+        </w:tabs>
+        <w:jc w:val="center"/>
+        <w:rPr>
+          <w:b/>
+          <w:bCs/>
+        </w:rPr>
+      </w:pPr>
+    </w:p>
+    <w:p>
+      <w:pPr>
+        <w:tabs>
+          <w:tab w:val="left" w:pos="5640"/>
+        </w:tabs>
+        <w:jc w:val="center"/>
+        <w:rPr>
+          <w:b/>
+          <w:bCs/>
+        </w:rPr>
+      </w:pPr>
+    </w:p>
+    <w:p>
+      <w:pPr>
+        <w:tabs>
+          <w:tab w:val="left" w:pos="5640"/>
+        </w:tabs>
+        <w:jc w:val="center"/>
+        <w:rPr>
+          <w:b/>
+          <w:bCs/>
+        </w:rPr>
+      </w:pPr>
+      <w:r>
+        <w:rPr>
+          <w:b/>
+          <w:bCs/>
+        </w:rPr>
+        <w:lastRenderedPageBreak/>
+        <w:t>Desarrollo Sprint 2</w:t>
+      </w:r>
+    </w:p>
+    <w:p>
+      <w:pPr>
+        <w:tabs>
+          <w:tab w:val="left" w:pos="5640"/>
+        </w:tabs>
+        <w:jc w:val="center"/>
+        <w:rPr>
+          <w:b/>
+          <w:bCs/>
+        </w:rPr>
+      </w:pPr>
+      <w:r>
+        <w:rPr>
+          <w:b/>
+          <w:bCs/>
+          <w:noProof/>
+        </w:rPr>
+        <w:drawing>
+          <wp:inline distT="0" distB="0" distL="0" distR="0" wp14:anchorId="449D5EC0" wp14:editId="6448D313">
+            <wp:extent cx="4115374" cy="7687748"/>
+            <wp:effectExtent l="0" t="0" r="0" b="8890"/>
+            <wp:docPr id="22" name="Imagen 22"/>
+            <wp:cNvGraphicFramePr>
+              <a:graphicFrameLocks xmlns:a="http://schemas.openxmlformats.org/drawingml/2006/main" noChangeAspect="1"/>
+            </wp:cNvGraphicFramePr>
+            <a:graphic xmlns:a="http://schemas.openxmlformats.org/drawingml/2006/main">
+              <a:graphicData uri="http://schemas.openxmlformats.org/drawingml/2006/picture">
+                <pic:pic xmlns:pic="http://schemas.openxmlformats.org/drawingml/2006/picture">
+                  <pic:nvPicPr>
+                    <pic:cNvPr id="1" name=""/>
+                    <pic:cNvPicPr/>
+                  </pic:nvPicPr>
+                  <pic:blipFill>
+                    <a:blip r:embed="rId26"/>
+                    <a:stretch>
+                      <a:fillRect/>
+                    </a:stretch>
+                  </pic:blipFill>
+                  <pic:spPr>
+                    <a:xfrm>
+                      <a:off x="0" y="0"/>
+                      <a:ext cx="4115374" cy="7687748"/>
+                    </a:xfrm>
+                    <a:prstGeom prst="rect">
+                      <a:avLst/>
+                    </a:prstGeom>
+                  </pic:spPr>
+                </pic:pic>
+              </a:graphicData>
+            </a:graphic>
+          </wp:inline>
+        </w:drawing>
+      </w:r>
+    </w:p>
+    <w:p>
+      <w:pPr>
+        <w:tabs>
+          <w:tab w:val="left" w:pos="5640"/>
+        </w:tabs>
+        <w:jc w:val="center"/>
+        <w:rPr>
+          <w:b/>
+          <w:bCs/>
+        </w:rPr>
+      </w:pPr>
+      <w:r>
+        <w:rPr>
+          <w:b/>
+          <w:bCs/>
+          <w:noProof/>
+        </w:rPr>
+        <w:lastRenderedPageBreak/>
+        <w:drawing>
+          <wp:inline distT="0" distB="0" distL="0" distR="0" wp14:anchorId="31186B4A" wp14:editId="10D8B37A">
+            <wp:extent cx="2734057" cy="1714739"/>
+            <wp:effectExtent l="0" t="0" r="9525" b="0"/>
+            <wp:docPr id="23" name="Imagen 23"/>
+            <wp:cNvGraphicFramePr>
+              <a:graphicFrameLocks xmlns:a="http://schemas.openxmlformats.org/drawingml/2006/main" noChangeAspect="1"/>
+            </wp:cNvGraphicFramePr>
+            <a:graphic xmlns:a="http://schemas.openxmlformats.org/drawingml/2006/main">
+              <a:graphicData uri="http://schemas.openxmlformats.org/drawingml/2006/picture">
+                <pic:pic xmlns:pic="http://schemas.openxmlformats.org/drawingml/2006/picture">
+                  <pic:nvPicPr>
+                    <pic:cNvPr id="1" name=""/>
+                    <pic:cNvPicPr/>
+                  </pic:nvPicPr>
+                  <pic:blipFill>
+                    <a:blip r:embed="rId27"/>
+                    <a:stretch>
+                      <a:fillRect/>
+                    </a:stretch>
+                  </pic:blipFill>
+                  <pic:spPr>
+                    <a:xfrm>
+                      <a:off x="0" y="0"/>
+                      <a:ext cx="2734057" cy="1714739"/>
+                    </a:xfrm>
+                    <a:prstGeom prst="rect">
+                      <a:avLst/>
+                    </a:prstGeom>
+                  </pic:spPr>
+                </pic:pic>
+              </a:graphicData>
+            </a:graphic>
+          </wp:inline>
+        </w:drawing>
+      </w:r>
+    </w:p>
+    <w:p>
+      <w:pPr>
+        <w:tabs>
+          <w:tab w:val="left" w:pos="5640"/>
+        </w:tabs>
+        <w:jc w:val="center"/>
+        <w:rPr>
+          <w:b/>
+          <w:bCs/>
+        </w:rPr>
+      </w:pPr>
+      <w:r>
+        <w:rPr>
+          <w:b/>
+          <w:bCs/>
+          <w:noProof/>
+        </w:rPr>
+        <w:drawing>
+          <wp:inline distT="0" distB="0" distL="0" distR="0" wp14:anchorId="4B6D4F0A" wp14:editId="47951FEB">
+            <wp:extent cx="5612130" cy="5624195"/>
+            <wp:effectExtent l="0" t="0" r="7620" b="0"/>
+            <wp:docPr id="24" name="Imagen 24"/>
+            <wp:cNvGraphicFramePr>
+              <a:graphicFrameLocks xmlns:a="http://schemas.openxmlformats.org/drawingml/2006/main" noChangeAspect="1"/>
+            </wp:cNvGraphicFramePr>
+            <a:graphic xmlns:a="http://schemas.openxmlformats.org/drawingml/2006/main">
+              <a:graphicData uri="http://schemas.openxmlformats.org/drawingml/2006/picture">
+                <pic:pic xmlns:pic="http://schemas.openxmlformats.org/drawingml/2006/picture">
+                  <pic:nvPicPr>
+                    <pic:cNvPr id="1" name=""/>
+                    <pic:cNvPicPr/>
+                  </pic:nvPicPr>
+                  <pic:blipFill>
+                    <a:blip r:embed="rId28"/>
+                    <a:stretch>
+                      <a:fillRect/>
+                    </a:stretch>
+                  </pic:blipFill>
+                  <pic:spPr>
+                    <a:xfrm>
+                      <a:off x="0" y="0"/>
+                      <a:ext cx="5612130" cy="5624195"/>
+                    </a:xfrm>
+                    <a:prstGeom prst="rect">
+                      <a:avLst/>
+                    </a:prstGeom>
+                  </pic:spPr>
+                </pic:pic>
+              </a:graphicData>
+            </a:graphic>
+          </wp:inline>
+        </w:drawing>
+      </w:r>
+    </w:p>
+    <w:p>
+      <w:pPr>
+        <w:tabs>
+          <w:tab w:val="left" w:pos="5640"/>
+        </w:tabs>
+        <w:jc w:val="center"/>
+        <w:rPr>
+          <w:b/>
+          <w:bCs/>
+        </w:rPr>
+      </w:pPr>
+      <w:r>
+        <w:rPr>
+          <w:b/>
+          <w:bCs/>
+          <w:noProof/>
+        </w:rPr>
+        <w:lastRenderedPageBreak/>
+        <w:drawing>
+          <wp:inline distT="0" distB="0" distL="0" distR="0" wp14:anchorId="35574778" wp14:editId="705DA35A">
+            <wp:extent cx="2419688" cy="2152950"/>
+            <wp:effectExtent l="0" t="0" r="0" b="0"/>
+            <wp:docPr id="25" name="Imagen 25"/>
+            <wp:cNvGraphicFramePr>
+              <a:graphicFrameLocks xmlns:a="http://schemas.openxmlformats.org/drawingml/2006/main" noChangeAspect="1"/>
+            </wp:cNvGraphicFramePr>
+            <a:graphic xmlns:a="http://schemas.openxmlformats.org/drawingml/2006/main">
+              <a:graphicData uri="http://schemas.openxmlformats.org/drawingml/2006/picture">
+                <pic:pic xmlns:pic="http://schemas.openxmlformats.org/drawingml/2006/picture">
+                  <pic:nvPicPr>
+                    <pic:cNvPr id="1" name=""/>
+                    <pic:cNvPicPr/>
+                  </pic:nvPicPr>
+                  <pic:blipFill>
+                    <a:blip r:embed="rId29"/>
+                    <a:stretch>
+                      <a:fillRect/>
+                    </a:stretch>
+                  </pic:blipFill>
+                  <pic:spPr>
+                    <a:xfrm>
+                      <a:off x="0" y="0"/>
+                      <a:ext cx="2419688" cy="2152950"/>
+                    </a:xfrm>
+                    <a:prstGeom prst="rect">
+                      <a:avLst/>
+                    </a:prstGeom>
+                  </pic:spPr>
+                </pic:pic>
+              </a:graphicData>
+            </a:graphic>
+          </wp:inline>
+        </w:drawing>
+      </w:r>
+    </w:p>
+    <w:p>
+      <w:pPr>
+        <w:tabs>
+          <w:tab w:val="left" w:pos="5640"/>
+        </w:tabs>
+        <w:jc w:val="center"/>
+        <w:rPr>
+          <w:b/>
+          <w:bCs/>
+        </w:rPr>
+      </w:pPr>
+      <w:r>
+        <w:rPr>
+          <w:b/>
+          <w:bCs/>
+          <w:noProof/>
+        </w:rPr>
+        <w:drawing>
+          <wp:inline distT="0" distB="0" distL="0" distR="0" wp14:anchorId="365E76C8" wp14:editId="5C8AA545">
+            <wp:extent cx="5612130" cy="2917190"/>
+            <wp:effectExtent l="0" t="0" r="7620" b="0"/>
+            <wp:docPr id="26" name="Imagen 26"/>
+            <wp:cNvGraphicFramePr>
+              <a:graphicFrameLocks xmlns:a="http://schemas.openxmlformats.org/drawingml/2006/main" noChangeAspect="1"/>
+            </wp:cNvGraphicFramePr>
+            <a:graphic xmlns:a="http://schemas.openxmlformats.org/drawingml/2006/main">
+              <a:graphicData uri="http://schemas.openxmlformats.org/drawingml/2006/picture">
+                <pic:pic xmlns:pic="http://schemas.openxmlformats.org/drawingml/2006/picture">
+                  <pic:nvPicPr>
+                    <pic:cNvPr id="1" name=""/>
+                    <pic:cNvPicPr/>
+                  </pic:nvPicPr>
+                  <pic:blipFill>
+                    <a:blip r:embed="rId30"/>
+                    <a:stretch>
+                      <a:fillRect/>
+                    </a:stretch>
+                  </pic:blipFill>
+                  <pic:spPr>
+                    <a:xfrm>
+                      <a:off x="0" y="0"/>
+                      <a:ext cx="5612130" cy="2917190"/>
+                    </a:xfrm>
+                    <a:prstGeom prst="rect">
+                      <a:avLst/>
+                    </a:prstGeom>
+                  </pic:spPr>
+                </pic:pic>
+              </a:graphicData>
+            </a:graphic>
+          </wp:inline>
+        </w:drawing>
+      </w:r>
+    </w:p>
+    <w:p>
+      <w:pPr>
+        <w:tabs>
+          <w:tab w:val="left" w:pos="5640"/>
+        </w:tabs>
+      </w:pPr>
+      <w:r>
+        <w:t>El código base</w:t>
+      </w:r>
+      <w:r>
+        <w:t xml:space="preserve"> se realizo con </w:t>
+      </w:r>
+      <w:r>
+        <w:t>OpenCode</w:t>
+      </w:r>
+      <w:r>
+        <w:t xml:space="preserve"> y esta mejora se hizo con github copilot de VS CODE para que fuera mas comprensible y ordenado en el código se pueden observar las características del perfil del cliente asi como un tier/rango en la aplicación con regular, vip y premium y como se había solicitado se agrego la opción de ver los productos que compra el cliente para saber la frecuencia del producto</w:t>
+      </w:r>
+      <w:r>
+        <w:t>, solo hay que pulsar el botón que tiene la figura de un ojo para verificar su compra.</w:t>
+      </w:r>
+    </w:p>
+    <w:p>
+      <w:pPr>
+        <w:tabs>
+          <w:tab w:val="left" w:pos="5640"/>
+        </w:tabs>
+      </w:pPr>
+      <w:r>
+        <w:rPr>
+          <w:noProof/>
+        </w:rPr>
+        <w:lastRenderedPageBreak/>
+        <w:drawing>
+          <wp:inline distT="0" distB="0" distL="0" distR="0" wp14:anchorId="3135DE17" wp14:editId="0FC77290">
+            <wp:extent cx="5612130" cy="3364230"/>
+            <wp:effectExtent l="0" t="0" r="7620" b="7620"/>
+            <wp:docPr id="27" name="Imagen 27"/>
+            <wp:cNvGraphicFramePr>
+              <a:graphicFrameLocks xmlns:a="http://schemas.openxmlformats.org/drawingml/2006/main" noChangeAspect="1"/>
+            </wp:cNvGraphicFramePr>
+            <a:graphic xmlns:a="http://schemas.openxmlformats.org/drawingml/2006/main">
+              <a:graphicData uri="http://schemas.openxmlformats.org/drawingml/2006/picture">
+                <pic:pic xmlns:pic="http://schemas.openxmlformats.org/drawingml/2006/picture">
+                  <pic:nvPicPr>
+                    <pic:cNvPr id="1" name=""/>
+                    <pic:cNvPicPr/>
+                  </pic:nvPicPr>
+                  <pic:blipFill>
+                    <a:blip r:embed="rId31"/>
+                    <a:stretch>
+                      <a:fillRect/>
+                    </a:stretch>
+                  </pic:blipFill>
+                  <pic:spPr>
+                    <a:xfrm>
+                      <a:off x="0" y="0"/>
+                      <a:ext cx="5612130" cy="3364230"/>
+                    </a:xfrm>
+                    <a:prstGeom prst="rect">
+                      <a:avLst/>
+                    </a:prstGeom>
+                  </pic:spPr>
+                </pic:pic>
+              </a:graphicData>
+            </a:graphic>
+          </wp:inline>
+        </w:drawing>
+      </w:r>
+    </w:p>
+    <w:p>
+      <w:pPr>
+        <w:tabs>
+          <w:tab w:val="left" w:pos="5640"/>
+        </w:tabs>
+      </w:pPr>
+      <w:r>
+        <w:rPr>
+          <w:noProof/>
+        </w:rPr>
+        <w:drawing>
+          <wp:inline distT="0" distB="0" distL="0" distR="0" wp14:anchorId="55ACB9B9" wp14:editId="7DC694E2">
+            <wp:extent cx="5612130" cy="3738245"/>
+            <wp:effectExtent l="0" t="0" r="7620" b="0"/>
+            <wp:docPr id="28" name="Imagen 28"/>
+            <wp:cNvGraphicFramePr>
+              <a:graphicFrameLocks xmlns:a="http://schemas.openxmlformats.org/drawingml/2006/main" noChangeAspect="1"/>
+            </wp:cNvGraphicFramePr>
+            <a:graphic xmlns:a="http://schemas.openxmlformats.org/drawingml/2006/main">
+              <a:graphicData uri="http://schemas.openxmlformats.org/drawingml/2006/picture">
+                <pic:pic xmlns:pic="http://schemas.openxmlformats.org/drawingml/2006/picture">
+                  <pic:nvPicPr>
+                    <pic:cNvPr id="1" name=""/>
+                    <pic:cNvPicPr/>
+                  </pic:nvPicPr>
+                  <pic:blipFill>
+                    <a:blip r:embed="rId32"/>
+                    <a:stretch>
+                      <a:fillRect/>
+                    </a:stretch>
+                  </pic:blipFill>
+                  <pic:spPr>
+                    <a:xfrm>
+                      <a:off x="0" y="0"/>
+                      <a:ext cx="5612130" cy="3738245"/>
+                    </a:xfrm>
+                    <a:prstGeom prst="rect">
+                      <a:avLst/>
+                    </a:prstGeom>
+                  </pic:spPr>
+                </pic:pic>
+              </a:graphicData>
+            </a:graphic>
+          </wp:inline>
+        </w:drawing>
+      </w:r>
+    </w:p>
+    <w:p>
+      <w:pPr>
+        <w:tabs>
+          <w:tab w:val="left" w:pos="5640"/>
+        </w:tabs>
+        <w:jc w:val="center"/>
+        <w:rPr>
+          <w:b/>
+          <w:bCs/>
+        </w:rPr>
+      </w:pPr>
     </w:p>
     <w:sectPr>
       <w:pgSz w:w="12240" w:h="15840"/>
@@ -4842,6 +5302,7 @@
   <w:style w:type="character" w:default="1" w:styleId="Fuentedeprrafopredeter">
     <w:name w:val="Default Paragraph Font"/>
     <w:uiPriority w:val="1"/>
+    <w:semiHidden/>
     <w:unhideWhenUsed/>
   </w:style>
   <w:style w:type="table" w:default="1" w:styleId="Tablanormal">
